--- a/p3/submission/p3_vietnam_manuscript_blinded.docx
+++ b/p3/submission/p3_vietnam_manuscript_blinded.docx
@@ -32,7 +32,7 @@
           <w:iCs/>
           <w:i/>
         </w:rPr>
-        <w:t xml:space="preserve">12 May 2026 — v12 Phase 9 (NotebookLM critique applied: §2.4 two-mechanism framing, §1.1/§1.3/Abstract/Highlights step-function elevation, §5.4 threshold-conditioned capital allocation)</w:t>
+        <w:t xml:space="preserve">12 May 2026 — v13</w:t>
       </w:r>
     </w:p>
     <w:p>
@@ -832,35 +832,7 @@
         <w:t xml:space="preserve"> </w:t>
       </w:r>
       <w:r>
-        <w:t xml:space="preserve">Third, the study introduces a lifecycle interpretation of digital internationalisation.</w:t>
-      </w:r>
-    </w:p>
-    <w:p>
-      <w:pPr>
-        <w:pStyle w:val="BodyText"/>
-      </w:pPr>
-      <w:r>
-        <w:t xml:space="preserve">The</w:t>
-      </w:r>
-    </w:p>
-    <w:p>
-      <w:pPr>
-        <w:pStyle w:val="BodyText"/>
-      </w:pPr>
-      <w:r>
-        <w:t xml:space="preserve">evidence suggests that digital capability is neither a universally stable premium nor a uniformly</w:t>
-      </w:r>
-      <w:r>
-        <w:t xml:space="preserve"> </w:t>
-      </w:r>
-      <w:r>
-        <w:t xml:space="preserve">ineffective resource. Instead, it is an uneven and stage-dependent source of performance heterogeneity. This perspective helps explain why pooled average effects may coexist with substantial</w:t>
-      </w:r>
-      <w:r>
-        <w:t xml:space="preserve"> </w:t>
-      </w:r>
-      <w:r>
-        <w:t xml:space="preserve">wave-specific differences.</w:t>
+        <w:t xml:space="preserve">Third, the study introduces a cross-wave, stage-dependency interpretation of digital internationalisation. Because the WBES data are repeated cross-sections rather than a firm panel, within-firm trajectories cannot be directly observed; the cross-wave evidence nonetheless suggests that digital capability is neither a universally stable premium nor a uniformly ineffective resource. Instead, it appears as an uneven and snapshot-contingent source of performance heterogeneity across institutional phases. This perspective helps explain why pooled average effects may coexist with substantial wave-specific differences.</w:t>
       </w:r>
     </w:p>
     <w:p>
@@ -5036,7 +5008,7 @@
         <w:pStyle w:val="BodyText"/>
       </w:pPr>
       <w:r>
-        <w:t xml:space="preserve">Measurement-sensitivity probes confirm that core inferences do not depend on composite construction. Enriching TCI with R&amp;D and product-innovation items (Panel A) attenuates the TCI coefficient modestly but does not alter qualitative conclusions. The enriched DAI_rich composite (Tier 1–2, Panel B) yields directionally consistent moderation in 2023 with weaker significance. Micro-firm exclusion (Panel D) preserves the inverted-U and TCI associations. Paternoster et al. cross-wave z-tests (Panel F) confirm that the DAI lifecycle shift is statistically distinguishable while curvature parameters share a common pooled magnitude. Panel-level estimates are reported in Online Appendix Tables C–F.</w:t>
+        <w:t xml:space="preserve">Measurement-sensitivity probes confirm that core inferences do not depend on composite construction. Enriching TCI with R&amp;D and product-innovation items (Panel A) attenuates the TCI coefficient modestly but does not alter qualitative conclusions. The enriched DAI_rich composite (Tier 1–2, Panel B) yields directionally consistent moderation in 2023 with weaker significance. Micro-firm exclusion (Panel D) preserves the inverted-U and TCI associations. Paternoster et al. cross-wave z-tests (Panel F) confirm that the DAI cross-wave shift is statistically distinguishable while curvature parameters share a common pooled magnitude. Panel-level estimates are reported in Online Appendix Tables C–F.</w:t>
       </w:r>
     </w:p>
     <w:p>
@@ -17164,7 +17136,7 @@
         <w:t xml:space="preserve"> </w:t>
       </w:r>
       <w:r>
-        <w:t xml:space="preserve">stand in the broader lifecycle of internationalisation and transition.</w:t>
+        <w:t xml:space="preserve">stand in the broader trajectory of internationalisation and transition, as captured in repeated cross-sectional snapshots rather than within-firm longitudinal records.</w:t>
       </w:r>
     </w:p>
     <w:bookmarkEnd w:id="44"/>
@@ -17948,7 +17920,7 @@
         <w:t xml:space="preserve"> </w:t>
       </w:r>
       <w:r>
-        <w:t xml:space="preserve">Third, the lifecycle reading suggests that policy evaluation windows matter.</w:t>
+        <w:t xml:space="preserve">Third, the cross-wave comparison — which, given the repeated cross-sectional design, reflects cohort-level snapshots rather than within-firm trajectories — suggests that policy evaluation windows matter.</w:t>
       </w:r>
     </w:p>
     <w:p>
@@ -17984,7 +17956,7 @@
         <w:t xml:space="preserve"> </w:t>
       </w:r>
       <w:r>
-        <w:t xml:space="preserve">takes the lifecycle structure seriously will couple short-window outcome measurement with sustained measurement of the capability and infrastructure environment in which firms operate. In the Vietnamese context, the World Bank (2025b)</w:t>
+        <w:t xml:space="preserve">takes the wave-specific structural differences seriously will couple short-window outcome measurement with sustained measurement of the capability and infrastructure environment in which firms operate. In the Vietnamese context, the World Bank (2025b)</w:t>
       </w:r>
       <w:r>
         <w:t xml:space="preserve"> </w:t>
@@ -18097,7 +18069,7 @@
         <w:t xml:space="preserve"> </w:t>
       </w:r>
       <w:r>
-        <w:t xml:space="preserve">2023 observation window, but the lifecycle pattern documented here may not generalise without</w:t>
+        <w:t xml:space="preserve">2023 observation window, but the cross-wave pattern documented here may not generalise without</w:t>
       </w:r>
       <w:r>
         <w:t xml:space="preserve"> </w:t>
@@ -18153,7 +18125,7 @@
         <w:t xml:space="preserve"> </w:t>
       </w:r>
       <w:r>
-        <w:t xml:space="preserve">The lifecycle interpretation therefore rests primarily on the directional consistency of the wavespecific estimates and on the concentration of the digital signal in 2023, rather than on uniformly</w:t>
+        <w:t xml:space="preserve">The cross-wave comparison therefore rests primarily on the directional consistency of the wave-specific estimates and on the concentration of the digital signal in 2023, rather than on uniformly</w:t>
       </w:r>
       <w:r>
         <w:t xml:space="preserve"> </w:t>

--- a/p3/submission/p3_vietnam_manuscript_blinded.docx
+++ b/p3/submission/p3_vietnam_manuscript_blinded.docx
@@ -17064,6 +17064,14 @@
       </w:pPr>
       <w:r>
         <w:t xml:space="preserve">5. Discussion</w:t>
+      </w:r>
+    </w:p>
+    <w:p>
+      <w:pPr>
+        <w:pStyle w:val="FirstParagraph"/>
+      </w:pPr>
+      <w:r>
+        <w:t xml:space="preserve">The results should first be located against the meta-analytic baseline. Wu, Fan, and Chen (2022, MIR) establish a positive average I–P relationship for emerging-market multinationals — a useful macro-level anchor, but one that aggregates across institutional contexts in which the functional form may vary substantially. Country-level heterogeneity in the I–P curve shape remains under-specified in that meta-analysis. Vietnam — as a single-party transitional economy with rapid but uneven digital infrastructure uptake — provides a critical test of whether the pooled meta-level estimate masks functional-form nonlinearity at the within-country level. The present evidence is consistent with that concern: the inverted-U is robust within Vietnam but is driven predominantly by a participation-margin step rather than by within-exporter saturation, a structure that pooling across exporters and non-exporters in cross-country meta-analyses would tend to inflate into an apparent continuous curvature. The within-Vietnam temporal durability of the threshold (39–46 % band sustained across 14 years) additionally confirms that institutional context — held constant in this single-country design — stabilises the curve shape in a way that cross-country designs cannot isolate. Our finding of a reproducible inverted-U at FSTS ≈ 39–46% in Vietnam, despite the cross-national skepticism articulated by Pisani, Garcia-Bernardo, and Heemskerk (2020, SMJ), is consistent with the view that single-country institutional contexts retain functional-form heterogeneity that pooled cross-national samples obscure through aggregation.</w:t>
       </w:r>
     </w:p>
     <w:bookmarkStart w:id="44" w:name="X45b04fa3b40d11388c7a41a1d622c5668243784"/>

--- a/p3/submission/p3_vietnam_manuscript_blinded.docx
+++ b/p3/submission/p3_vietnam_manuscript_blinded.docx
@@ -44,7 +44,7 @@
           <w:iCs/>
           <w:i/>
         </w:rPr>
-        <w:t xml:space="preserve">Target journal: Asia Pacific Journal of Management (APJM)</w:t>
+        <w:t xml:space="preserve">Target journal: Journal of Asia Business Studies (JABS), Emerald Publishing</w:t>
       </w:r>
     </w:p>
     <w:p>

--- a/p3/submission/p3_vietnam_manuscript_blinded.docx
+++ b/p3/submission/p3_vietnam_manuscript_blinded.docx
@@ -20,6 +20,30 @@
           <w:iCs/>
           <w:i/>
         </w:rPr>
+        <w:t xml:space="preserve">Author details removed for blind review</w:t>
+      </w:r>
+    </w:p>
+    <w:p>
+      <w:pPr>
+        <w:pStyle w:val="BodyText"/>
+      </w:pPr>
+      <w:r>
+        <w:rPr>
+          <w:iCs/>
+          <w:i/>
+        </w:rPr>
+        <w:t xml:space="preserve">27 May 2026</w:t>
+      </w:r>
+    </w:p>
+    <w:p>
+      <w:pPr>
+        <w:pStyle w:val="BodyText"/>
+      </w:pPr>
+      <w:r>
+        <w:rPr>
+          <w:iCs/>
+          <w:i/>
+        </w:rPr>
         <w:t xml:space="preserve">Target journal: Asia Pacific Journal of Management (APJM), Springer</w:t>
       </w:r>
     </w:p>
@@ -339,7 +363,7 @@
           <w:bCs/>
           <w:b/>
         </w:rPr>
-        <w:t xml:space="preserve">The inverted-U is a step function across the export-participation barrier rather than a continuous within-exporter saturation curve</w:t>
+        <w:t xml:space="preserve">The inverted-U is fundamentally a step function across the export-participation barrier rather than a continuous within-exporter saturation curve</w:t>
       </w:r>
       <w:r>
         <w:t xml:space="preserve">: re-fitted on the exporter-only sub-sample (FSTS &gt; 0; pooled N = 669), the quadratic FSTS term loses significance (</w:t>
@@ -544,7 +568,7 @@
         <w:t xml:space="preserve"> </w:t>
       </w:r>
       <w:r>
-        <w:t xml:space="preserve">This tension lies at the heart of the I–P literature. A long tradition of work holds that internationalisation improves performance at lower and intermediate levels through scale,</w:t>
+        <w:t xml:space="preserve">This tension is central to the I–P literature. A long tradition of work holds that internationalisation improves performance at lower and intermediate levels through scale,</w:t>
       </w:r>
       <w:r>
         <w:t xml:space="preserve"> </w:t>
@@ -722,7 +746,7 @@
         <w:pStyle w:val="BodyText"/>
       </w:pPr>
       <w:r>
-        <w:t xml:space="preserve">A central empirical regularity that emerges from this design is that the inverted-U observed in the full sample is driven primarily by the participation margin, the productivity gap between firms that cross from non-exporting to any positive export intensity, rather than by saturation of coordination costs within the exporter subsample. Once participation is netted out, the within-exporter intensity curvature is statistically indistinguishable from flat. The Vietnamese pattern therefore reads as a</w:t>
+        <w:t xml:space="preserve">A central empirical regularity that emerges from this design is that the inverted-U observed in the full sample is fundamentally driven by the participation margin, the productivity gap between firms that cross from non-exporting to any positive export intensity, rather than by saturation of coordination costs within the exporter subsample. Once participation is netted out, the within-exporter intensity curvature is statistically indistinguishable from flat. The Vietnamese pattern therefore reads as a</w:t>
       </w:r>
       <w:r>
         <w:t xml:space="preserve"> </w:t>
@@ -735,10 +759,20 @@
         <w:t xml:space="preserve">step function across the export-entry threshold</w:t>
       </w:r>
       <w:r>
-        <w:t xml:space="preserve"> </w:t>
-      </w:r>
-      <w:r>
-        <w:t xml:space="preserve">in a transitional economy, not as a continuous saturation curve in the meta-analytic sense documented in developed-market samples. The participation-margin mechanism itself is well established in the trade and selection literatures — Melitz (2003) on heterogeneous firms with sunk export costs, Wagner (2007) on exporter productivity premia, and Bernard et al. (2007, 2012) on extensive-margin productivity gains. Our contribution is not to discover this mechanism but to document that, in three repeated cross-sections of Vietnamese firms, the participation-margin effect is large enough to explain the entire apparent inverted-U observed in standard FSTS-and-FSTS² specifications, with the within-exporter curvature statistically flat. This locates the productivity-relevant friction at the participation margin where institutional and capability constraints bind hardest in a transitional setting.</w:t>
+        <w:t xml:space="preserve">, an</w:t>
+      </w:r>
+      <w:r>
+        <w:t xml:space="preserve"> </w:t>
+      </w:r>
+      <w:r>
+        <w:rPr>
+          <w:iCs/>
+          <w:i/>
+        </w:rPr>
+        <w:t xml:space="preserve">Export Cliff Effect</w:t>
+      </w:r>
+      <w:r>
+        <w:t xml:space="preserve">, in a transitional economy, not as a continuous saturation curve in the meta-analytic sense documented in developed-market samples. We treat this step-function structure as a headline empirical contribution rather than as an ancillary robustness probe, because it locates the productivity-relevant friction at the participation margin where institutional and capability constraints bind hardest in a transitional setting.</w:t>
       </w:r>
     </w:p>
     <w:bookmarkEnd w:id="22"/>
@@ -838,7 +872,7 @@
         <w:pStyle w:val="BodyText"/>
       </w:pPr>
       <w:r>
-        <w:t xml:space="preserve">The final contribution reframes the</w:t>
+        <w:t xml:space="preserve">The final contribution reframes the inverted-U itself: the Vietnamese evidence suggests that the robustly identified turning point (39–46 % FSTS) emerges as a</w:t>
       </w:r>
       <w:r>
         <w:t xml:space="preserve"> </w:t>
@@ -848,13 +882,13 @@
           <w:iCs/>
           <w:i/>
         </w:rPr>
-        <w:t xml:space="preserve">interpretation</w:t>
-      </w:r>
-      <w:r>
-        <w:t xml:space="preserve"> </w:t>
-      </w:r>
-      <w:r>
-        <w:t xml:space="preserve">of the apparent inverted-U: the Vietnamese evidence suggests that the robustly identified turning point (39–46 % FSTS) reflects a step function across the export-participation barrier rather than a continuous coordination-cost saturation curve. The decomposition is sharp: re-fitted on the exporter-only sub-sample, the quadratic FSTS term collapses to a non-significant</w:t>
+        <w:t xml:space="preserve">step function across the export-participation barrier</w:t>
+      </w:r>
+      <w:r>
+        <w:t xml:space="preserve"> </w:t>
+      </w:r>
+      <w:r>
+        <w:t xml:space="preserve">rather than as a continuous coordination-cost saturation curve. The decomposition is sharp: re-fitted on the exporter-only sub-sample, the quadratic FSTS term collapses to a non-significant</w:t>
       </w:r>
       <w:r>
         <w:t xml:space="preserve"> </w:t>
@@ -882,7 +916,7 @@
         </m:r>
       </m:oMath>
       <w:r>
-        <w:t xml:space="preserve">5 percentage-point neighbourhood of the turning point. The participation-margin mechanism itself is well-known in the trade literature (Melitz, 2003; Bernard et al., 2007, 2012; Wagner, 2007); our contribution is empirical decomposition, not mechanism discovery. This locates the productivity-relevant friction at the participation margin, where institutional, capability, and sunk-cost barriers bind hardest in a transitional economy, rather than within the intensity tail where conventional Uppsala-style coordination-cost arguments operate. The within-exporter flatness is consistent with the view that, once a Vietnamese firm has absorbed the fixed costs of crossing into international markets, additional intensity does not by itself trigger a coordination-cost saturation strong enough to reverse the productivity gain. This step-function reading qualifies the conventional inverted-U interpretation and points toward participation-margin frictions, rather than intensity-margin saturation, as the dominant binding mechanism in transitional-economy I–P dynamics. The divergence between this pattern and those documented in digitally advanced economies, where the coordination-cost mechanism is attenuated by comprehensive digital infrastructure, anchors the digitally transitional end of the institutional spectrum and motivates institution-level mechanisms as candidate moderators of I–P curve location.</w:t>
+        <w:t xml:space="preserve">5 percentage-point neighbourhood of the turning point. This locates the productivity-relevant friction at the participation margin, where institutional, capability, and sunk-cost barriers bind hardest in a transitional economy, rather than within the intensity tail where conventional Uppsala-style coordination-cost arguments operate. The within-exporter flatness is consistent with the view that, once a Vietnamese firm has absorbed the fixed costs of crossing into international markets, additional intensity does not by itself trigger a coordination-cost saturation strong enough to reverse the productivity gain. This step-function reading qualifies the conventional inverted-U interpretation and points toward participation-margin frictions, rather than intensity-margin saturation, as the dominant binding mechanism in transitional-economy I–P dynamics. The divergence between this pattern and those documented in digitally advanced economies, where the coordination-cost mechanism is attenuated by comprehensive digital infrastructure, anchors the digitally transitional end of the institutional spectrum and motivates institution-level mechanisms as candidate moderators of I–P curve location.</w:t>
       </w:r>
     </w:p>
     <w:bookmarkEnd w:id="24"/>
@@ -1314,7 +1348,7 @@
         <w:pStyle w:val="BodyText"/>
       </w:pPr>
       <w:r>
-        <w:t xml:space="preserve">does not alter the curvature of the I–P relationship, it should improve the firm's</w:t>
+        <w:t xml:space="preserve">does not fundamentally alter the curvature of the I–P relationship, it should improve the firm's</w:t>
       </w:r>
       <w:r>
         <w:t xml:space="preserve"> </w:t>
@@ -2111,7 +2145,7 @@
         <w:t xml:space="preserve"> </w:t>
       </w:r>
       <w:r>
-        <w:t xml:space="preserve">returns (digital tools at high intensity reveal the absence of deeper integration and amplify coordination strain) is an empirical question that this paper treats as the test of</w:t>
+        <w:t xml:space="preserve">returns (digital tools at high intensity reveal the absence of deeper integration and amplify coordination strain) is fundamentally an empirical question that this paper treats as the test of</w:t>
       </w:r>
       <w:r>
         <w:t xml:space="preserve"> </w:t>
@@ -2434,7 +2468,7 @@
       <w:r>
         <w:drawing>
           <wp:inline>
-            <wp:extent cx="5753100" cy="3160501"/>
+            <wp:extent cx="5753100" cy="3857854"/>
             <wp:effectExtent b="0" l="0" r="0" t="0"/>
             <wp:docPr descr="Figure 1: Conceptual model, TCI, DAI, and export intensity as determinants of firm performance (Vietnam, 3-wave)" title="" id="31" name="Picture"/>
             <a:graphic>
@@ -2455,7 +2489,7 @@
                   <pic:spPr bwMode="auto">
                     <a:xfrm>
                       <a:off x="0" y="0"/>
-                      <a:ext cx="5753100" cy="3160501"/>
+                      <a:ext cx="5753100" cy="3857854"/>
                     </a:xfrm>
                     <a:prstGeom prst="rect">
                       <a:avLst/>
@@ -3359,7 +3393,7 @@
         </m:sSub>
       </m:oMath>
       <w:r>
-        <w:t xml:space="preserve">ich robustness extension (Section 4.5 Panel B) applies the 2023-wave Tier-2 items precisely as a within-wave sensitivity probe to assess whether the primary moderation pattern survives under a richer construct while acknowledging the cross-wave comparability cost.</w:t>
+        <w:t xml:space="preserve">ich robustness extension (Section 4.5 Panel B) applies the 2023-wave Tier-2 items precisely as a within-wave sensitivity probe to assess whether the headline moderation pattern survives under a richer construct while acknowledging the cross-wave comparability cost.</w:t>
       </w:r>
     </w:p>
     <w:p>
@@ -10380,7 +10414,7 @@
       <w:r>
         <w:drawing>
           <wp:inline>
-            <wp:extent cx="5753100" cy="3835399"/>
+            <wp:extent cx="5753100" cy="4079976"/>
             <wp:effectExtent b="0" l="0" r="0" t="0"/>
             <wp:docPr descr="Figure 2a: Wave 2009, predicted ln(labour productivity) vs FSTS" title="" id="44" name="Picture"/>
             <a:graphic>
@@ -10401,7 +10435,7 @@
                   <pic:spPr bwMode="auto">
                     <a:xfrm>
                       <a:off x="0" y="0"/>
-                      <a:ext cx="5753100" cy="3835399"/>
+                      <a:ext cx="5753100" cy="4079976"/>
                     </a:xfrm>
                     <a:prstGeom prst="rect">
                       <a:avLst/>
@@ -10462,7 +10496,7 @@
       <w:r>
         <w:drawing>
           <wp:inline>
-            <wp:extent cx="5753100" cy="3835399"/>
+            <wp:extent cx="5753100" cy="4081948"/>
             <wp:effectExtent b="0" l="0" r="0" t="0"/>
             <wp:docPr descr="Figure 2b: Wave 2015, predicted ln(labour productivity) vs FSTS" title="" id="47" name="Picture"/>
             <a:graphic>
@@ -10483,7 +10517,7 @@
                   <pic:spPr bwMode="auto">
                     <a:xfrm>
                       <a:off x="0" y="0"/>
-                      <a:ext cx="5753100" cy="3835399"/>
+                      <a:ext cx="5753100" cy="4081948"/>
                     </a:xfrm>
                     <a:prstGeom prst="rect">
                       <a:avLst/>
@@ -10544,7 +10578,7 @@
       <w:r>
         <w:drawing>
           <wp:inline>
-            <wp:extent cx="5753100" cy="3835399"/>
+            <wp:extent cx="5753100" cy="4079976"/>
             <wp:effectExtent b="0" l="0" r="0" t="0"/>
             <wp:docPr descr="Figure 2c: Wave 2023, predicted ln(labour productivity) vs FSTS" title="" id="50" name="Picture"/>
             <a:graphic>
@@ -10565,7 +10599,7 @@
                   <pic:spPr bwMode="auto">
                     <a:xfrm>
                       <a:off x="0" y="0"/>
-                      <a:ext cx="5753100" cy="3835399"/>
+                      <a:ext cx="5753100" cy="4079976"/>
                     </a:xfrm>
                     <a:prstGeom prst="rect">
                       <a:avLst/>
@@ -10626,7 +10660,7 @@
       <w:r>
         <w:drawing>
           <wp:inline>
-            <wp:extent cx="5753100" cy="3835399"/>
+            <wp:extent cx="5753100" cy="4079976"/>
             <wp:effectExtent b="0" l="0" r="0" t="0"/>
             <wp:docPr descr="Figure 2d: Pooled (2009+2015+2023), predicted ln(labour productivity) vs FSTS" title="" id="53" name="Picture"/>
             <a:graphic>
@@ -10647,7 +10681,7 @@
                   <pic:spPr bwMode="auto">
                     <a:xfrm>
                       <a:off x="0" y="0"/>
-                      <a:ext cx="5753100" cy="3835399"/>
+                      <a:ext cx="5753100" cy="4079976"/>
                     </a:xfrm>
                     <a:prstGeom prst="rect">
                       <a:avLst/>
@@ -11294,7 +11328,7 @@
       <w:r>
         <w:drawing>
           <wp:inline>
-            <wp:extent cx="5753100" cy="2401293"/>
+            <wp:extent cx="5753100" cy="2612646"/>
             <wp:effectExtent b="0" l="0" r="0" t="0"/>
             <wp:docPr descr="Figure 3: Moderator marginal effects, TCI and DAI interactions with FSTS (Vietnam)" title="" id="57" name="Picture"/>
             <a:graphic>
@@ -11315,7 +11349,7 @@
                   <pic:spPr bwMode="auto">
                     <a:xfrm>
                       <a:off x="0" y="0"/>
-                      <a:ext cx="5753100" cy="2401293"/>
+                      <a:ext cx="5753100" cy="2612646"/>
                     </a:xfrm>
                     <a:prstGeom prst="rect">
                       <a:avLst/>
@@ -11557,7 +11591,7 @@
         <w:t xml:space="preserve"> </w:t>
       </w:r>
       <w:r>
-        <w:t xml:space="preserve">H1b weakens once participation is netted out. We retain the full-sample inverted-U as the primary empirical regularity, but interpret it explicitly through the dual-mechanism lens: most of the</w:t>
+        <w:t xml:space="preserve">H1b weakens once participation is netted out. We retain the full-sample inverted-U as the headline empirical regularity, but interpret it explicitly through the dual-mechanism lens: most of the</w:t>
       </w:r>
       <w:r>
         <w:t xml:space="preserve"> </w:t>
@@ -26280,7 +26314,7 @@
         <w:t xml:space="preserve"> </w:t>
       </w:r>
       <w:r>
-        <w:t xml:space="preserve">interaction in 2023, where DAI productivity relevance attenuates at higher export intensities, is consistent with the Tier-1 boundary of the construct: a website alone cannot manage the transaction density of high-export-intensity operations without electronic-payment and process-integration support. This contrasts with settings where the same construct includes Tier 2 transaction-enabling items, where higher export intensity could instead amplify the productivity return to digital adoption. Framed in capability terms, a Tier-1 website in transitional Vietnam operates as a saturated hygiene factor rather than a differentiating resource: with ownership approaching universality (42.5% in 2009 to 49.8% in 2023), it retains too little cross-firm variance to bend the export–performance curve, so the null is a substantive finding about a saturated threshold rather than a measurement shortfall. The contrast with a companion paper by the present author group on Singapore — where the deeper Tier-1+2 DAI construct amplifies the productivity return at high export intensity — indicates that foundational digital adoption is a context-dependent resource gated by a depth threshold. We disclose this companion-paper link to flag, rather than conceal, that the Singapore comparator is drawn from our own research programme and should be interpreted accordingly. The substantive reading is that only past the shift from digitising information to integrating digital into processes does foundational digital adoption acquire curve-reshaping potency, and only then can it act as a partial substitute for the institutional functions that remain underdeveloped in a transitional economy.</w:t>
+        <w:t xml:space="preserve">interaction in 2023, where DAI productivity relevance attenuates at higher export intensities, is consistent with the Tier-1 boundary of the construct: a website alone cannot manage the transaction density of high-export-intensity operations without electronic-payment and process-integration support. This contrasts with settings where the same construct includes Tier 2 transaction-enabling items, where higher export intensity could instead amplify the productivity return to digital adoption. Framed in capability terms, a Tier-1 website in transitional Vietnam operates as a saturated hygiene factor rather than a differentiating resource: with ownership approaching universality (42.5% in 2009 to 49.8% in 2023), it retains too little cross-firm variance to bend the export–performance curve, so the null is a substantive finding about a saturated threshold rather than a measurement shortfall. The contrast with a companion Singapore study, where the deeper Tier-1+2 construct amplifies the productivity return at high export intensity, indicates that foundational digital adoption is a context-dependent resource gated by a depth threshold: only past the shift from digitising information to integrating digital into processes does it acquire curve-reshaping potency, and only then can it act as a partial substitute for the institutional functions that remain underdeveloped in a transitional economy.</w:t>
       </w:r>
       <w:r>
         <w:t xml:space="preserve"> </w:t>
@@ -26600,7 +26634,7 @@
         <w:t xml:space="preserve"> </w:t>
       </w:r>
       <w:r>
-        <w:t xml:space="preserve">within-2023 moderation is consistent with the primary finding.</w:t>
+        <w:t xml:space="preserve">within-2023 moderation is consistent with the headline finding.</w:t>
       </w:r>
       <w:r>
         <w:t xml:space="preserve"> </w:t>
@@ -27078,23 +27112,7 @@
         <w:pStyle w:val="FirstParagraph"/>
       </w:pPr>
       <w:r>
-        <w:t xml:space="preserve">The managerial implications below should be read as</w:t>
-      </w:r>
-      <w:r>
-        <w:t xml:space="preserve"> </w:t>
-      </w:r>
-      <w:r>
-        <w:rPr>
-          <w:iCs/>
-          <w:i/>
-        </w:rPr>
-        <w:t xml:space="preserve">associational stage characterizations</w:t>
-      </w:r>
-      <w:r>
-        <w:t xml:space="preserve"> </w:t>
-      </w:r>
-      <w:r>
-        <w:t xml:space="preserve">given the cross-sectional WBES design, not as causal cost-of-capital optimisation. The stage thresholds (FSTS = 0, FSTS = 30%, FSTS = 39–46%) are anchored at point estimates that carry meaningful uncertainty (the turning-point 95% CIs span roughly 30–50% FSTS in pooled M2), so the qualitative stage logic — composition of capability investment shifts with relative position on the I-P curve — is more robust than any specific FSTS boundary. With this caveat, the managerial implication is not that firms should invest less in digitalisation, but that the</w:t>
+        <w:t xml:space="preserve">The managerial implication is not that firms should invest less in digitalisation. Rather, it is that the</w:t>
       </w:r>
       <w:r>
         <w:t xml:space="preserve"> </w:t>
@@ -27110,7 +27128,7 @@
         <w:t xml:space="preserve"> </w:t>
       </w:r>
       <w:r>
-        <w:t xml:space="preserve">of capability investment should change with the firm's position relative to two empirically anchored thresholds: the export-participation barrier (FSTS = 0 to FSTS &gt; 0) and the inverted-U turning-point band at approximately 39–46% FSTS. Read together, the step-function structure at the participation margin and the Tier-1 saturation of website-based digital presence imply a threshold-conditioned capital-allocation map for Vietnamese SME managers, one that translates the wave-specific coefficient patterns into stage-appropriate priorities.</w:t>
+        <w:t xml:space="preserve">of capability investment should change with the firm's position relative to two empirically anchored thresholds: the export-participation barrier (FSTS = 0 to FSTS &gt; 0) and the inverted-U turning-point band at 39–46 % FSTS. Read together, the step-function structure at the participation margin and the Tier-1 saturation of website-based digital presence imply a threshold-conditioned capital-allocation map for Vietnamese SME managers, one that translates the wave-specific coefficient patterns into stage-appropriate priorities.</w:t>
       </w:r>
     </w:p>
     <w:p>

--- a/p3/submission/p3_vietnam_manuscript_blinded.docx
+++ b/p3/submission/p3_vietnam_manuscript_blinded.docx
@@ -140,7 +140,17 @@
         <w:pStyle w:val="FirstParagraph"/>
       </w:pPr>
       <w:r>
-        <w:t xml:space="preserve">Purpose, This study revisits the internationalisation–performance relationship in Vietnam across three survey waves, testing whether technological capability moderates export-intensity effects and tracing how a Tier-1 digital indicator evolves across institutional generations.</w:t>
+        <w:rPr>
+          <w:bCs/>
+          <w:b/>
+        </w:rPr>
+        <w:t xml:space="preserve">Purpose.</w:t>
+      </w:r>
+      <w:r>
+        <w:t xml:space="preserve"> </w:t>
+      </w:r>
+      <w:r>
+        <w:t xml:space="preserve">This study revisits the internationalisation–performance relationship in Vietnam across three survey waves, testing whether technological capability moderates export-intensity effects and tracing how a Tier-1 digital indicator evolves across institutional generations.</w:t>
       </w:r>
     </w:p>
     <w:p>
@@ -148,7 +158,17 @@
         <w:pStyle w:val="BodyText"/>
       </w:pPr>
       <w:r>
-        <w:t xml:space="preserve">Design/methodology/approach, Three waves of World Bank Enterprise Survey (Vietnam 2009, 2015, 2023; N = 2,958) underpin wave-specific and pooled OLS models with HC1 standard errors, quadratic FSTS terms, and capability interactions. TCI (quality certification, foreign-licensed technology) is the primary construct; a Tier-1 website indicator serves as digital-presence control.</w:t>
+        <w:rPr>
+          <w:bCs/>
+          <w:b/>
+        </w:rPr>
+        <w:t xml:space="preserve">Design/methodology/approach.</w:t>
+      </w:r>
+      <w:r>
+        <w:t xml:space="preserve"> </w:t>
+      </w:r>
+      <w:r>
+        <w:t xml:space="preserve">Three waves of the World Bank Enterprise Survey (Vietnam 2009, 2015, 2023; N = 2,958) underpin wave-specific and pooled OLS models with HC1 robust standard errors, quadratic FSTS terms, and capability interactions. The Technological Capability Index (TCI: quality certification, foreign-licensed technology) is the primary construct; a Tier-1 website-presence indicator serves as the digital-adoption control. Lind–Mehlum U-tests verify the inverted-U; Paternoster z-tests evaluate cross-wave coefficient equality.</w:t>
       </w:r>
     </w:p>
     <w:p>
@@ -156,7 +176,28 @@
         <w:pStyle w:val="BodyText"/>
       </w:pPr>
       <w:r>
-        <w:t xml:space="preserve">Findings, An inverted-U between export intensity and labour productivity holds across all three waves, with turning points clustered between 39% and 46%, a band that stays durable over 14 years. The nonlinearity traces to a participation-margin effect: restricted to exporters, the quadratic term loses significance. TCI positively moderates productivity and the I–P curvature across waves, while the website indicator follows a proxy-obsolescence trajectory: positive in 2009, null in 2015, negatively interactive in 2023.</w:t>
+        <w:rPr>
+          <w:bCs/>
+          <w:b/>
+        </w:rPr>
+        <w:t xml:space="preserve">Findings.</w:t>
+      </w:r>
+      <w:r>
+        <w:t xml:space="preserve"> </w:t>
+      </w:r>
+      <w:r>
+        <w:t xml:space="preserve">An inverted-U between export intensity and labour productivity holds across all three waves, with turning points clustered between 39% and 46% — a band that stays durable over 14 years of institutional change. The nonlinearity traces to a participation-margin effect: restricted to exporters, the quadratic term loses significance (</w:t>
+      </w:r>
+      <m:oMath>
+        <m:r>
+          <m:t>β</m:t>
+        </m:r>
+      </m:oMath>
+      <w:r>
+        <w:t xml:space="preserve"> </w:t>
+      </w:r>
+      <w:r>
+        <w:t xml:space="preserve">= −0.200, p = .660). TCI positively moderates productivity and the I–P curvature across waves, while the website indicator follows a proxy-obsolescence trajectory: positive in 2009, null in 2015, negatively interactive in 2023.</w:t>
       </w:r>
     </w:p>
     <w:p>
@@ -164,7 +205,71 @@
         <w:pStyle w:val="BodyText"/>
       </w:pPr>
       <w:r>
-        <w:t xml:space="preserve">Originality/value, In this zero-inflated setting the inverted-U reflects a participation-barrier effect rather than intensity saturation, and pooled Tier-1 coefficients mask progressive proxy obsolescence. Because the turning-point cluster (39–46% FSTS) is institutionally embedded, the debate moves from 'does internationalisation help?' to 'under what institutional conditions does the threshold shift?'</w:t>
+        <w:rPr>
+          <w:bCs/>
+          <w:b/>
+        </w:rPr>
+        <w:t xml:space="preserve">Research limitations/implications.</w:t>
+      </w:r>
+      <w:r>
+        <w:t xml:space="preserve"> </w:t>
+      </w:r>
+      <w:r>
+        <w:t xml:space="preserve">The repeated-cross-section design supports associational inference only; within-firm causal identification is not possible. The 217 panel firms common to 2012 and 2024 are under-utilised here and identified as a target for future panel-based work. Findings on the website indicator reflect a single binary measure; richer Tier-2/3 digital instruments are needed for cleaner capability-moderation tests.</w:t>
+      </w:r>
+    </w:p>
+    <w:p>
+      <w:pPr>
+        <w:pStyle w:val="BodyText"/>
+      </w:pPr>
+      <w:r>
+        <w:rPr>
+          <w:bCs/>
+          <w:b/>
+        </w:rPr>
+        <w:t xml:space="preserve">Practical implications.</w:t>
+      </w:r>
+      <w:r>
+        <w:t xml:space="preserve"> </w:t>
+      </w:r>
+      <w:r>
+        <w:t xml:space="preserve">For Vietnamese SMEs, the 39–46% FSTS band defines a bounded operating range within which export expansion remains productivity-enhancing; expansion beyond this band requires complementary capability investment. For policy makers under Decision 749/QĐ-TTg (National Digital Transformation Programme to 2030), Tier-1 website-presence indicators have saturated and are no longer useful as policy targets; the next phase of programme design must shift to Tier-2/3 digital capabilities (e-commerce platforms, ERP, AI-augmented operations).</w:t>
+      </w:r>
+    </w:p>
+    <w:p>
+      <w:pPr>
+        <w:pStyle w:val="BodyText"/>
+      </w:pPr>
+      <w:r>
+        <w:rPr>
+          <w:bCs/>
+          <w:b/>
+        </w:rPr>
+        <w:t xml:space="preserve">Social implications.</w:t>
+      </w:r>
+      <w:r>
+        <w:t xml:space="preserve"> </w:t>
+      </w:r>
+      <w:r>
+        <w:t xml:space="preserve">The participation-margin reading of the I-P inverted-U reframes Vietnamese SME export-promotion design from "internationalise to grow" to "build prerequisites first, then internationalise within the bounded range" — with direct implications for the equity of MOIT export-support disbursements across firm size and digital-readiness segments.</w:t>
+      </w:r>
+    </w:p>
+    <w:p>
+      <w:pPr>
+        <w:pStyle w:val="BodyText"/>
+      </w:pPr>
+      <w:r>
+        <w:rPr>
+          <w:bCs/>
+          <w:b/>
+        </w:rPr>
+        <w:t xml:space="preserve">Originality/value.</w:t>
+      </w:r>
+      <w:r>
+        <w:t xml:space="preserve"> </w:t>
+      </w:r>
+      <w:r>
+        <w:t xml:space="preserve">In this zero-inflated setting the inverted-U reflects a participation-barrier step function rather than intensity saturation, and pooled Tier-1 digital coefficients mask progressive proxy obsolescence. Because the turning-point cluster (39–46% FSTS) is institutionally embedded, the debate moves from "does internationalisation help?" to "under what institutional conditions does the threshold shift?" — qualifying rather than overturning the cross-national I-P skepticism of Pisani, Garcia-Bernardo and Heemskerk (2020, Strategic Management Journal).</w:t>
       </w:r>
     </w:p>
     <w:p>
@@ -8631,7 +8736,7 @@
         <w:t xml:space="preserve"> </w:t>
       </w:r>
       <w:r>
-        <w:t xml:space="preserve">[World Bank Policy Research Working Paper]. The World Bank. [DOI pending; verify and add upon assignment before submission]</w:t>
+        <w:t xml:space="preserve">(World Bank Policy Research Working Paper, forthcoming). The World Bank.</w:t>
       </w:r>
       <w:r>
         <w:t xml:space="preserve"> </w:t>
@@ -8743,7 +8848,7 @@
         <w:t xml:space="preserve"> </w:t>
       </w:r>
       <w:r>
-        <w:t xml:space="preserve">[World Bank Policy Research Working Paper]. The World Bank. [DOI pending; verify and add upon assignment before submission]</w:t>
+        <w:t xml:space="preserve">(World Bank Policy Research Working Paper, forthcoming). The World Bank.</w:t>
       </w:r>
       <w:r>
         <w:t xml:space="preserve"> </w:t>

--- a/p3/submission/p3_vietnam_manuscript_blinded.docx
+++ b/p3/submission/p3_vietnam_manuscript_blinded.docx
@@ -150,7 +150,7 @@
         <w:t xml:space="preserve"> </w:t>
       </w:r>
       <w:r>
-        <w:t xml:space="preserve">This study revisits the internationalisation–performance relationship in Vietnam across three survey waves, testing whether technological capability moderates export-intensity effects and tracing how a Tier-1 digital indicator evolves across institutional generations.</w:t>
+        <w:t xml:space="preserve">Revisits the internationalisation–performance (I-P) relationship in Vietnam across three survey waves, testing whether technological capability moderates export-intensity effects and how a Tier-1 digital indicator evolves across institutional generations.</w:t>
       </w:r>
     </w:p>
     <w:p>
@@ -168,7 +168,7 @@
         <w:t xml:space="preserve"> </w:t>
       </w:r>
       <w:r>
-        <w:t xml:space="preserve">Three waves of the World Bank Enterprise Survey (Vietnam 2009, 2015, 2023; N = 2,958) underpin wave-specific and pooled OLS models with HC1 robust standard errors, quadratic FSTS terms, and capability interactions. The Technological Capability Index (TCI: quality certification, foreign-licensed technology) is the primary construct; a Tier-1 website-presence indicator serves as the digital-adoption control. Lind–Mehlum U-tests verify the inverted-U; Paternoster z-tests evaluate cross-wave coefficient equality.</w:t>
+        <w:t xml:space="preserve">Three WBES waves (Vietnam 2009, 2015, 2023; N = 2,958); wave-specific and pooled OLS with HC1 robust SEs, quadratic FSTS, and capability interactions. Lind–Mehlum U-tests and Paternoster z-tests assess the inverted-U and cross-wave equality.</w:t>
       </w:r>
     </w:p>
     <w:p>
@@ -186,7 +186,7 @@
         <w:t xml:space="preserve"> </w:t>
       </w:r>
       <w:r>
-        <w:t xml:space="preserve">An inverted-U between export intensity and labour productivity holds across all three waves, with turning points clustered between 39% and 46% — a band that stays durable over 14 years of institutional change. The nonlinearity traces to a participation-margin effect: restricted to exporters, the quadratic term loses significance (</w:t>
+        <w:t xml:space="preserve">Inverted-U holds in all waves with turning points at 39–46% — durable over 14 years. The nonlinearity is a participation-margin step: in the exporters-only subsample the quadratic loses significance (</w:t>
       </w:r>
       <m:oMath>
         <m:r>
@@ -197,7 +197,7 @@
         <w:t xml:space="preserve"> </w:t>
       </w:r>
       <w:r>
-        <w:t xml:space="preserve">= −0.200, p = .660). TCI positively moderates productivity and the I–P curvature across waves, while the website indicator follows a proxy-obsolescence trajectory: positive in 2009, null in 2015, negatively interactive in 2023.</w:t>
+        <w:t xml:space="preserve">= −0.200, p = .660). TCI is positive across waves; the website indicator shows proxy obsolescence (positive 2009, null 2015, negatively interactive 2023).</w:t>
       </w:r>
     </w:p>
     <w:p>
@@ -215,7 +215,7 @@
         <w:t xml:space="preserve"> </w:t>
       </w:r>
       <w:r>
-        <w:t xml:space="preserve">The repeated-cross-section design supports associational inference only; within-firm causal identification is not possible. The 217 panel firms common to 2012 and 2024 are under-utilised here and identified as a target for future panel-based work. Findings on the website indicator reflect a single binary measure; richer Tier-2/3 digital instruments are needed for cleaner capability-moderation tests.</w:t>
+        <w:t xml:space="preserve">Repeated cross-sections support associational inference only; Tier-1 single-binary measurement constrains moderation tests.</w:t>
       </w:r>
     </w:p>
     <w:p>
@@ -233,7 +233,7 @@
         <w:t xml:space="preserve"> </w:t>
       </w:r>
       <w:r>
-        <w:t xml:space="preserve">For Vietnamese SMEs, the 39–46% FSTS band defines a bounded operating range within which export expansion remains productivity-enhancing; expansion beyond this band requires complementary capability investment. For policy makers under Decision 749/QĐ-TTg (National Digital Transformation Programme to 2030), Tier-1 website-presence indicators have saturated and are no longer useful as policy targets; the next phase of programme design must shift to Tier-2/3 digital capabilities (e-commerce platforms, ERP, AI-augmented operations).</w:t>
+        <w:t xml:space="preserve">39–46% FSTS is a bounded operating range for Vietnamese SMEs; Tier-1 website indicators have saturated under Decision 749/QĐ-TTg — programmes should shift to Tier-2/3 capabilities.</w:t>
       </w:r>
     </w:p>
     <w:p>
@@ -251,7 +251,7 @@
         <w:t xml:space="preserve"> </w:t>
       </w:r>
       <w:r>
-        <w:t xml:space="preserve">The participation-margin reading of the I-P inverted-U reframes Vietnamese SME export-promotion design from "internationalise to grow" to "build prerequisites first, then internationalise within the bounded range" — with direct implications for the equity of MOIT export-support disbursements across firm size and digital-readiness segments.</w:t>
+        <w:t xml:space="preserve">Reframes SME export-promotion from "internationalise to grow" to "build prerequisites first," with implications for MOIT export-support equity.</w:t>
       </w:r>
     </w:p>
     <w:p>
@@ -269,7 +269,7 @@
         <w:t xml:space="preserve"> </w:t>
       </w:r>
       <w:r>
-        <w:t xml:space="preserve">In this zero-inflated setting the inverted-U reflects a participation-barrier step function rather than intensity saturation, and pooled Tier-1 digital coefficients mask progressive proxy obsolescence. Because the turning-point cluster (39–46% FSTS) is institutionally embedded, the debate moves from "does internationalisation help?" to "under what institutional conditions does the threshold shift?" — qualifying rather than overturning the cross-national I-P skepticism of Pisani, Garcia-Bernardo and Heemskerk (2020, Strategic Management Journal).</w:t>
+        <w:t xml:space="preserve">The inverted-U here is a participation-barrier step function; Tier-1 coefficients mask proxy obsolescence. The 39–46% band qualifies — not overturns — Pisani et al. (2020, SMJ).</w:t>
       </w:r>
     </w:p>
     <w:p>
@@ -320,301 +320,57 @@
     </w:p>
     <w:p>
       <w:pPr>
-        <w:pStyle w:val="FirstParagraph"/>
-      </w:pPr>
-      <w:r>
-        <w:t xml:space="preserve"> The internationalisation–performance relationship in Vietnamese firms is robustly nonlinear: the Lind–Mehlum test rejects monotonicity in all three waves (2009 p = .006, 2015 p</w:t>
-      </w:r>
-      <w:r>
-        <w:t xml:space="preserve"> </w:t>
-      </w:r>
-      <w:r>
-        <w:t xml:space="preserve">= .009, 2023 p = .013) and in the pooled sample (p &lt; .001), with turning points clustered</w:t>
-      </w:r>
-      <w:r>
-        <w:t xml:space="preserve"> </w:t>
-      </w:r>
-      <w:r>
-        <w:t xml:space="preserve">between 39 and 46 % of direct-export intensity.</w:t>
-      </w:r>
-    </w:p>
-    <w:p>
-      <w:pPr>
-        <w:pStyle w:val="BodyText"/>
-      </w:pPr>
-      <w:r>
-        <w:t xml:space="preserve"> Technological capability is the primary capability construct:</w:t>
-      </w:r>
-      <w:r>
-        <w:t xml:space="preserve"> </w:t>
-      </w:r>
-      <m:oMath>
-        <m:sSub>
-          <m:e>
-            <m:r>
-              <m:rPr>
-                <m:nor/>
-                <m:sty m:val="p"/>
-              </m:rPr>
-              <m:t>TCI</m:t>
-            </m:r>
-          </m:e>
-          <m:sub>
-            <m:r>
-              <m:t>z</m:t>
-            </m:r>
-          </m:sub>
-        </m:sSub>
-      </m:oMath>
-      <w:r>
-        <w:t xml:space="preserve"> </w:t>
-      </w:r>
-      <w:r>
-        <w:t xml:space="preserve">is the within-wave standardised mean of quality certification and foreign-licensed technology. A single-item website-presence indicator (</w:t>
-      </w:r>
-      <m:oMath>
-        <m:sSub>
-          <m:e>
-            <m:r>
-              <m:rPr>
-                <m:nor/>
-                <m:sty m:val="p"/>
-              </m:rPr>
-              <m:t>DAI</m:t>
-            </m:r>
-          </m:e>
-          <m:sub>
-            <m:r>
-              <m:t>z</m:t>
-            </m:r>
-          </m:sub>
-        </m:sSub>
-      </m:oMath>
-      <w:r>
-        <w:t xml:space="preserve">, Tier 1 only) is retained as a baseline digital-presence control given the WBES Vietnam measurement constraint; the two share no items.</w:t>
-      </w:r>
-    </w:p>
-    <w:p>
-      <w:pPr>
-        <w:pStyle w:val="BodyText"/>
-      </w:pPr>
-      <w:r>
-        <w:t xml:space="preserve"></w:t>
-      </w:r>
-      <w:r>
-        <w:t xml:space="preserve"> </w:t>
-      </w:r>
-      <m:oMath>
-        <m:sSub>
-          <m:e>
-            <m:r>
-              <m:rPr>
-                <m:nor/>
-                <m:sty m:val="p"/>
-              </m:rPr>
-              <m:t>TCI</m:t>
-            </m:r>
-          </m:e>
-          <m:sub>
-            <m:r>
-              <m:t>z</m:t>
-            </m:r>
-          </m:sub>
-        </m:sSub>
-      </m:oMath>
-      <w:r>
-        <w:t xml:space="preserve"> </w:t>
-      </w:r>
-      <w:r>
-        <w:t xml:space="preserve">is positively associated with productivity in all three waves (</w:t>
-      </w:r>
-      <m:oMath>
-        <m:r>
-          <m:t>β</m:t>
-        </m:r>
-      </m:oMath>
-      <w:r>
-        <w:t xml:space="preserve"> </w:t>
-      </w:r>
-      <w:r>
-        <w:t xml:space="preserve">= 0.215, 0.128, 0.123) and pooled (</w:t>
-      </w:r>
-      <m:oMath>
-        <m:r>
-          <m:t>β</m:t>
-        </m:r>
-      </m:oMath>
-      <w:r>
-        <w:t xml:space="preserve"> </w:t>
-      </w:r>
-      <w:r>
-        <w:t xml:space="preserve">= 0.179, p &lt; .001), and moderates the curvature in three of four panels (M3 joint p = .040, .713, .027 and .003).</w:t>
-      </w:r>
-    </w:p>
-    <w:p>
-      <w:pPr>
-        <w:pStyle w:val="BodyText"/>
-      </w:pPr>
-      <w:r>
-        <w:t xml:space="preserve"> The inverted-U turning point is structurally durable across waves: range 39.3–46.2 % across 2009 / 2015 / 2023 (pooled 39.7 %), a ~7-percentage-point band sustained through WTO accession (2007), the Global Financial Crisis (2008–2009), CPTPP/EVFTA implementation (2018–2020), the COVID-19 disruption (2020–2022), and the diffusion of digital-payment infrastructure.</w:t>
-      </w:r>
-    </w:p>
-    <w:p>
-      <w:pPr>
-        <w:pStyle w:val="BodyText"/>
-      </w:pPr>
-      <w:r>
-        <w:rPr>
-          <w:bCs/>
-          <w:b/>
-        </w:rPr>
-        <w:t xml:space="preserve">The inverted-U is fundamentally a step function across the export-participation barrier rather than a continuous within-exporter saturation curve</w:t>
-      </w:r>
-      <w:r>
-        <w:t xml:space="preserve">: re-fitted on the exporter-only sub-sample (FSTS &gt; 0; pooled N = 669), the quadratic FSTS term loses significance (</w:t>
-      </w:r>
-      <m:oMath>
-        <m:r>
-          <m:t>β</m:t>
-        </m:r>
-      </m:oMath>
-      <w:r>
-        <w:t xml:space="preserve"> </w:t>
-      </w:r>
-      <w:r>
-        <w:t xml:space="preserve">= -0.200, p = .660); only ~1.0 % of pooled firms sit within</w:t>
-      </w:r>
-      <w:r>
-        <w:t xml:space="preserve"> </w:t>
-      </w:r>
-      <m:oMath>
-        <m:r>
-          <m:rPr>
-            <m:sty m:val="p"/>
-          </m:rPr>
-          <m:t>±</m:t>
-        </m:r>
-      </m:oMath>
-      <w:r>
-        <w:t xml:space="preserve">5 percentage-points of the turning point. The productivity-relevant friction in a transitional economy binds at the participation margin, not within-exporter intensity.</w:t>
-      </w:r>
-    </w:p>
-    <w:p>
-      <w:pPr>
-        <w:pStyle w:val="BodyText"/>
-      </w:pPr>
-      <w:r>
-        <w:t xml:space="preserve"> The baseline website-presence indicator is descriptively positive in 2009 (</w:t>
-      </w:r>
-      <m:oMath>
-        <m:r>
-          <m:t>β</m:t>
-        </m:r>
-      </m:oMath>
-      <w:r>
-        <w:t xml:space="preserve"> </w:t>
-      </w:r>
-      <w:r>
-        <w:t xml:space="preserve">= 0.175), null in 2015 (</w:t>
-      </w:r>
-      <m:oMath>
-        <m:r>
-          <m:t>β</m:t>
-        </m:r>
-      </m:oMath>
-      <w:r>
-        <w:t xml:space="preserve"> </w:t>
-      </w:r>
-      <w:r>
-        <w:t xml:space="preserve">= -0.044), and positive in 2023 (</w:t>
-      </w:r>
-      <m:oMath>
-        <m:r>
-          <m:t>β</m:t>
-        </m:r>
-      </m:oMath>
-      <w:r>
-        <w:t xml:space="preserve"> </w:t>
-      </w:r>
-      <w:r>
-        <w:t xml:space="preserve">= 0.095); the negative</w:t>
-      </w:r>
-      <w:r>
-        <w:t xml:space="preserve"> </w:t>
-      </w:r>
-      <m:oMath>
-        <m:r>
-          <m:rPr>
-            <m:nor/>
-            <m:sty m:val="p"/>
-          </m:rPr>
-          <m:t>DAI</m:t>
-        </m:r>
-        <m:r>
-          <m:rPr>
-            <m:sty m:val="p"/>
-          </m:rPr>
-          <m:t>×</m:t>
-        </m:r>
-        <m:r>
-          <m:rPr>
-            <m:nor/>
-            <m:sty m:val="p"/>
-          </m:rPr>
-          <m:t>FSTS</m:t>
-        </m:r>
-      </m:oMath>
-      <w:r>
-        <w:t xml:space="preserve"> </w:t>
-      </w:r>
-      <w:r>
-        <w:t xml:space="preserve">interaction observed only in 2023 (</w:t>
-      </w:r>
-      <m:oMath>
-        <m:sSub>
-          <m:e>
-            <m:r>
-              <m:rPr>
-                <m:nor/>
-                <m:sty m:val="p"/>
-              </m:rPr>
-              <m:t>FSTS</m:t>
-            </m:r>
-          </m:e>
-          <m:sub>
-            <m:r>
-              <m:t>c</m:t>
-            </m:r>
-          </m:sub>
-        </m:sSub>
-        <m:r>
-          <m:rPr>
-            <m:sty m:val="p"/>
-          </m:rPr>
-          <m:t>×</m:t>
-        </m:r>
-        <m:sSub>
-          <m:e>
-            <m:r>
-              <m:rPr>
-                <m:nor/>
-                <m:sty m:val="p"/>
-              </m:rPr>
-              <m:t>DAI</m:t>
-            </m:r>
-          </m:e>
-          <m:sub>
-            <m:r>
-              <m:t>z</m:t>
-            </m:r>
-          </m:sub>
-        </m:sSub>
-      </m:oMath>
-      <w:r>
-        <w:t xml:space="preserve"> </w:t>
-      </w:r>
-      <w:r>
-        <w:t xml:space="preserve">= -0.912, p = .043) is read as Tier-1 proxy obsolescence as website ownership diffuses to near-universal levels (49.8 % in 2023 vs 42.5 % in 2009), not as evidence on dynamic digital capability moderation.</w:t>
+        <w:numPr>
+          <w:ilvl w:val="0"/>
+          <w:numId w:val="1001"/>
+        </w:numPr>
+      </w:pPr>
+      <w:r>
+        <w:t xml:space="preserve">Inverted-U export-intensity threshold holds in Vietnamese firms across 3 waves (2009/2015/2023).</w:t>
+      </w:r>
+    </w:p>
+    <w:p>
+      <w:pPr>
+        <w:numPr>
+          <w:ilvl w:val="0"/>
+          <w:numId w:val="1001"/>
+        </w:numPr>
+      </w:pPr>
+      <w:r>
+        <w:t xml:space="preserve">Turning points cluster at 39–46 % FSTS — a band durable through 14 years of institutional change.</w:t>
+      </w:r>
+    </w:p>
+    <w:p>
+      <w:pPr>
+        <w:numPr>
+          <w:ilvl w:val="0"/>
+          <w:numId w:val="1001"/>
+        </w:numPr>
+      </w:pPr>
+      <w:r>
+        <w:t xml:space="preserve">The nonlinearity is a step function across the export-participation barrier, not within-exporter saturation.</w:t>
+      </w:r>
+    </w:p>
+    <w:p>
+      <w:pPr>
+        <w:numPr>
+          <w:ilvl w:val="0"/>
+          <w:numId w:val="1001"/>
+        </w:numPr>
+      </w:pPr>
+      <w:r>
+        <w:t xml:space="preserve">TCI is positively associated with productivity and moderates curvature in three of four panels.</w:t>
+      </w:r>
+    </w:p>
+    <w:p>
+      <w:pPr>
+        <w:numPr>
+          <w:ilvl w:val="0"/>
+          <w:numId w:val="1001"/>
+        </w:numPr>
+      </w:pPr>
+      <w:r>
+        <w:t xml:space="preserve">Tier-1 website indicator follows proxy-obsolescence: positive 2009, null 2015, negatively interactive 2023.</w:t>
       </w:r>
     </w:p>
     <w:bookmarkEnd w:id="21"/>
@@ -10452,8 +10208,87 @@
       </w:pPr>
     </w:lvl>
   </w:abstractNum>
+  <w:abstractNum w:abstractNumId="991">
+    <w:nsid w:val="A991"/>
+    <w:multiLevelType w:val="multilevel"/>
+    <w:lvl w:ilvl="0">
+      <w:numFmt w:val="bullet"/>
+      <w:lvlText w:val="•"/>
+      <w:lvlJc w:val="left"/>
+      <w:pPr>
+        <w:ind w:left="720" w:hanging="480"/>
+      </w:pPr>
+    </w:lvl>
+    <w:lvl w:ilvl="1">
+      <w:numFmt w:val="bullet"/>
+      <w:lvlText w:val="–"/>
+      <w:lvlJc w:val="left"/>
+      <w:pPr>
+        <w:ind w:left="1440" w:hanging="480"/>
+      </w:pPr>
+    </w:lvl>
+    <w:lvl w:ilvl="2">
+      <w:numFmt w:val="bullet"/>
+      <w:lvlText w:val="•"/>
+      <w:lvlJc w:val="left"/>
+      <w:pPr>
+        <w:ind w:left="2160" w:hanging="480"/>
+      </w:pPr>
+    </w:lvl>
+    <w:lvl w:ilvl="3">
+      <w:numFmt w:val="bullet"/>
+      <w:lvlText w:val="–"/>
+      <w:lvlJc w:val="left"/>
+      <w:pPr>
+        <w:ind w:left="2880" w:hanging="480"/>
+      </w:pPr>
+    </w:lvl>
+    <w:lvl w:ilvl="4">
+      <w:numFmt w:val="bullet"/>
+      <w:lvlText w:val="•"/>
+      <w:lvlJc w:val="left"/>
+      <w:pPr>
+        <w:ind w:left="3600" w:hanging="480"/>
+      </w:pPr>
+    </w:lvl>
+    <w:lvl w:ilvl="5">
+      <w:numFmt w:val="bullet"/>
+      <w:lvlText w:val="–"/>
+      <w:lvlJc w:val="left"/>
+      <w:pPr>
+        <w:ind w:left="4320" w:hanging="480"/>
+      </w:pPr>
+    </w:lvl>
+    <w:lvl w:ilvl="6">
+      <w:numFmt w:val="bullet"/>
+      <w:lvlText w:val="•"/>
+      <w:lvlJc w:val="left"/>
+      <w:pPr>
+        <w:ind w:left="5040" w:hanging="480"/>
+      </w:pPr>
+    </w:lvl>
+    <w:lvl w:ilvl="7">
+      <w:numFmt w:val="bullet"/>
+      <w:lvlText w:val="–"/>
+      <w:lvlJc w:val="left"/>
+      <w:pPr>
+        <w:ind w:left="5760" w:hanging="480"/>
+      </w:pPr>
+    </w:lvl>
+    <w:lvl w:ilvl="8">
+      <w:numFmt w:val="bullet"/>
+      <w:lvlText w:val="•"/>
+      <w:lvlJc w:val="left"/>
+      <w:pPr>
+        <w:ind w:left="6480" w:hanging="480"/>
+      </w:pPr>
+    </w:lvl>
+  </w:abstractNum>
   <w:num w:numId="1000">
     <w:abstractNumId w:val="990"/>
+  </w:num>
+  <w:num w:numId="1001">
+    <w:abstractNumId w:val="991"/>
   </w:num>
 </w:numbering>
 </file>
